--- a/pages/gabung.docx
+++ b/pages/gabung.docx
@@ -16,12 +16,12 @@
 <file path=word/numbering.xml><?xml version="1.0" encoding="utf-8"?>
 <w:numbering xmlns:wpc="http://schemas.microsoft.com/office/word/2010/wordprocessingCanvas" xmlns:cx="http://schemas.microsoft.com/office/drawing/2014/chartex" xmlns:cx1="http://schemas.microsoft.com/office/drawing/2015/9/8/chartex" xmlns:cx2="http://schemas.microsoft.com/office/drawing/2015/10/21/chartex" xmlns:cx3="http://schemas.microsoft.com/office/drawing/2016/5/9/chartex" xmlns:cx4="http://schemas.microsoft.com/office/drawing/2016/5/10/chartex" xmlns:cx5="http://schemas.microsoft.com/office/drawing/2016/5/11/chartex" xmlns:cx6="http://schemas.microsoft.com/office/drawing/2016/5/12/chartex" xmlns:cx7="http://schemas.microsoft.com/office/drawing/2016/5/13/chartex" xmlns:cx8="http://schemas.microsoft.com/office/drawing/2016/5/14/chartex" xmlns:mc="http://schemas.openxmlformats.org/markup-compatibility/2006" xmlns:aink="http://schemas.microsoft.com/office/drawing/2016/ink" xmlns:am3d="http://schemas.microsoft.com/office/drawing/2017/model3d" xmlns:o="urn:schemas-microsoft-com:office:office" xmlns:oel="http://schemas.microsoft.com/office/2019/extlst" xmlns:r="http://schemas.openxmlformats.org/officeDocument/2006/relationships" xmlns:m="http://schemas.openxmlformats.org/officeDocument/2006/math" xmlns:v="urn:schemas-microsoft-com:vml" xmlns:wp14="http://schemas.microsoft.com/office/word/2010/wordprocessingDrawing" xmlns:wp="http://schemas.openxmlformats.org/drawingml/2006/wordprocessingDrawing" xmlns:w10="urn:schemas-microsoft-com:office:word" xmlns:w="http://schemas.openxmlformats.org/wordprocessingml/2006/main" xmlns:w14="http://schemas.microsoft.com/office/word/2010/wordml" xmlns:w15="http://schemas.microsoft.com/office/word/2012/wordml" xmlns:w16cex="http://schemas.microsoft.com/office/word/2018/wordml/cex" xmlns:w16cid="http://schemas.microsoft.com/office/word/2016/wordml/cid" xmlns:w16="http://schemas.microsoft.com/office/word/2018/wordml" xmlns:w16sdtdh="http://schemas.microsoft.com/office/word/2020/wordml/sdtdatahash" xmlns:w16se="http://schemas.microsoft.com/office/word/2015/wordml/symex" xmlns:wpg="http://schemas.microsoft.com/office/word/2010/wordprocessingGroup" xmlns:wpi="http://schemas.microsoft.com/office/word/2010/wordprocessingInk" xmlns:wne="http://schemas.microsoft.com/office/word/2006/wordml" xmlns:wps="http://schemas.microsoft.com/office/word/2010/wordprocessingShape" mc:Ignorable="w14 w15 w16se w16cid w16 w16cex w16sdtdh wp14">
   <w:abstractNum w:abstractNumId="0" w15:restartNumberingAfterBreak="0">
-    <w:nsid w:val="01CD78B4"/>
+    <w:nsid w:val="0150DE64"/>
     <w:multiLevelType w:val="hybridMultilevel"/>
-    <w:tmpl w:val="EA2A01A2"/>
-    <w:lvl w:ilvl="0" w:tplc="BDE811B6">
-      <w:start w:val="1"/>
-      <w:numFmt w:val="lowerLetter"/>
+    <w:tmpl w:val="10A4D09C"/>
+    <w:lvl w:ilvl="0" w:tplc="F0EC1CB8">
+      <w:start w:val="1"/>
+      <w:numFmt w:val="decimal"/>
       <w:lvlText w:val="%1."/>
       <w:lvlJc w:val="left"/>
       <w:pPr>
@@ -105,7 +105,7 @@
     </w:lvl>
   </w:abstractNum>
   <w:abstractNum w:abstractNumId="1" w15:restartNumberingAfterBreak="0">
-    <w:nsid w:val="0256132D"/>
+    <w:nsid w:val="01F9882E"/>
     <w:multiLevelType w:val="hybridMultilevel"/>
     <w:tmpl w:val="10A4D09C"/>
     <w:lvl w:ilvl="0" w:tplc="F0EC1CB8">
@@ -194,12 +194,12 @@
     </w:lvl>
   </w:abstractNum>
   <w:abstractNum w:abstractNumId="2" w15:restartNumberingAfterBreak="0">
-    <w:nsid w:val="02A7331A"/>
+    <w:nsid w:val="02ED3F4A"/>
     <w:multiLevelType w:val="hybridMultilevel"/>
-    <w:tmpl w:val="EA2A01A2"/>
-    <w:lvl w:ilvl="0" w:tplc="BDE811B6">
-      <w:start w:val="1"/>
-      <w:numFmt w:val="lowerLetter"/>
+    <w:tmpl w:val="10A4D09C"/>
+    <w:lvl w:ilvl="0" w:tplc="F0EC1CB8">
+      <w:start w:val="1"/>
+      <w:numFmt w:val="decimal"/>
       <w:lvlText w:val="%1."/>
       <w:lvlJc w:val="left"/>
       <w:pPr>
@@ -283,12 +283,12 @@
     </w:lvl>
   </w:abstractNum>
   <w:abstractNum w:abstractNumId="3" w15:restartNumberingAfterBreak="0">
-    <w:nsid w:val="0387DAC8"/>
+    <w:nsid w:val="03C8A20D"/>
     <w:multiLevelType w:val="hybridMultilevel"/>
-    <w:tmpl w:val="EA2A01A2"/>
-    <w:lvl w:ilvl="0" w:tplc="BDE811B6">
-      <w:start w:val="1"/>
-      <w:numFmt w:val="lowerLetter"/>
+    <w:tmpl w:val="10A4D09C"/>
+    <w:lvl w:ilvl="0" w:tplc="F0EC1CB8">
+      <w:start w:val="1"/>
+      <w:numFmt w:val="decimal"/>
       <w:lvlText w:val="%1."/>
       <w:lvlJc w:val="left"/>
       <w:pPr>
@@ -372,7 +372,7 @@
     </w:lvl>
   </w:abstractNum>
   <w:abstractNum w:abstractNumId="4" w15:restartNumberingAfterBreak="0">
-    <w:nsid w:val="045A6C7C"/>
+    <w:nsid w:val="04EBA535"/>
     <w:multiLevelType w:val="hybridMultilevel"/>
     <w:tmpl w:val="10A4D09C"/>
     <w:lvl w:ilvl="0" w:tplc="F0EC1CB8">
@@ -461,7 +461,7 @@
     </w:lvl>
   </w:abstractNum>
   <w:abstractNum w:abstractNumId="5" w15:restartNumberingAfterBreak="0">
-    <w:nsid w:val="050D48C0"/>
+    <w:nsid w:val="05BC15FC"/>
     <w:multiLevelType w:val="hybridMultilevel"/>
     <w:tmpl w:val="10A4D09C"/>
     <w:lvl w:ilvl="0" w:tplc="F0EC1CB8">
@@ -550,362 +550,6 @@
     </w:lvl>
   </w:abstractNum>
   <w:abstractNum w:abstractNumId="6" w15:restartNumberingAfterBreak="0">
-    <w:nsid w:val="0549223D"/>
-    <w:multiLevelType w:val="hybridMultilevel"/>
-    <w:tmpl w:val="10A4D09C"/>
-    <w:lvl w:ilvl="0" w:tplc="F0EC1CB8">
-      <w:start w:val="1"/>
-      <w:numFmt w:val="decimal"/>
-      <w:lvlText w:val="%1."/>
-      <w:lvlJc w:val="left"/>
-      <w:pPr>
-        <w:ind w:left="720" w:hanging="360"/>
-      </w:pPr>
-      <w:rPr>
-        <w:rFonts w:hint="default"/>
-      </w:rPr>
-    </w:lvl>
-    <w:lvl w:ilvl="1" w:tplc="38090019" w:tentative="1">
-      <w:start w:val="1"/>
-      <w:numFmt w:val="lowerLetter"/>
-      <w:lvlText w:val="%2."/>
-      <w:lvlJc w:val="left"/>
-      <w:pPr>
-        <w:ind w:left="1440" w:hanging="360"/>
-      </w:pPr>
-    </w:lvl>
-    <w:lvl w:ilvl="2" w:tplc="3809001B" w:tentative="1">
-      <w:start w:val="1"/>
-      <w:numFmt w:val="lowerRoman"/>
-      <w:lvlText w:val="%3."/>
-      <w:lvlJc w:val="right"/>
-      <w:pPr>
-        <w:ind w:left="2160" w:hanging="180"/>
-      </w:pPr>
-    </w:lvl>
-    <w:lvl w:ilvl="3" w:tplc="3809000F" w:tentative="1">
-      <w:start w:val="1"/>
-      <w:numFmt w:val="decimal"/>
-      <w:lvlText w:val="%4."/>
-      <w:lvlJc w:val="left"/>
-      <w:pPr>
-        <w:ind w:left="2880" w:hanging="360"/>
-      </w:pPr>
-    </w:lvl>
-    <w:lvl w:ilvl="4" w:tplc="38090019" w:tentative="1">
-      <w:start w:val="1"/>
-      <w:numFmt w:val="lowerLetter"/>
-      <w:lvlText w:val="%5."/>
-      <w:lvlJc w:val="left"/>
-      <w:pPr>
-        <w:ind w:left="3600" w:hanging="360"/>
-      </w:pPr>
-    </w:lvl>
-    <w:lvl w:ilvl="5" w:tplc="3809001B" w:tentative="1">
-      <w:start w:val="1"/>
-      <w:numFmt w:val="lowerRoman"/>
-      <w:lvlText w:val="%6."/>
-      <w:lvlJc w:val="right"/>
-      <w:pPr>
-        <w:ind w:left="4320" w:hanging="180"/>
-      </w:pPr>
-    </w:lvl>
-    <w:lvl w:ilvl="6" w:tplc="3809000F" w:tentative="1">
-      <w:start w:val="1"/>
-      <w:numFmt w:val="decimal"/>
-      <w:lvlText w:val="%7."/>
-      <w:lvlJc w:val="left"/>
-      <w:pPr>
-        <w:ind w:left="5040" w:hanging="360"/>
-      </w:pPr>
-    </w:lvl>
-    <w:lvl w:ilvl="7" w:tplc="38090019" w:tentative="1">
-      <w:start w:val="1"/>
-      <w:numFmt w:val="lowerLetter"/>
-      <w:lvlText w:val="%8."/>
-      <w:lvlJc w:val="left"/>
-      <w:pPr>
-        <w:ind w:left="5760" w:hanging="360"/>
-      </w:pPr>
-    </w:lvl>
-    <w:lvl w:ilvl="8" w:tplc="3809001B" w:tentative="1">
-      <w:start w:val="1"/>
-      <w:numFmt w:val="lowerRoman"/>
-      <w:lvlText w:val="%9."/>
-      <w:lvlJc w:val="right"/>
-      <w:pPr>
-        <w:ind w:left="6480" w:hanging="180"/>
-      </w:pPr>
-    </w:lvl>
-  </w:abstractNum>
-  <w:abstractNum w:abstractNumId="7" w15:restartNumberingAfterBreak="0">
-    <w:nsid w:val="05ABC586"/>
-    <w:multiLevelType w:val="hybridMultilevel"/>
-    <w:tmpl w:val="10A4D09C"/>
-    <w:lvl w:ilvl="0" w:tplc="F0EC1CB8">
-      <w:start w:val="1"/>
-      <w:numFmt w:val="decimal"/>
-      <w:lvlText w:val="%1."/>
-      <w:lvlJc w:val="left"/>
-      <w:pPr>
-        <w:ind w:left="720" w:hanging="360"/>
-      </w:pPr>
-      <w:rPr>
-        <w:rFonts w:hint="default"/>
-      </w:rPr>
-    </w:lvl>
-    <w:lvl w:ilvl="1" w:tplc="38090019" w:tentative="1">
-      <w:start w:val="1"/>
-      <w:numFmt w:val="lowerLetter"/>
-      <w:lvlText w:val="%2."/>
-      <w:lvlJc w:val="left"/>
-      <w:pPr>
-        <w:ind w:left="1440" w:hanging="360"/>
-      </w:pPr>
-    </w:lvl>
-    <w:lvl w:ilvl="2" w:tplc="3809001B" w:tentative="1">
-      <w:start w:val="1"/>
-      <w:numFmt w:val="lowerRoman"/>
-      <w:lvlText w:val="%3."/>
-      <w:lvlJc w:val="right"/>
-      <w:pPr>
-        <w:ind w:left="2160" w:hanging="180"/>
-      </w:pPr>
-    </w:lvl>
-    <w:lvl w:ilvl="3" w:tplc="3809000F" w:tentative="1">
-      <w:start w:val="1"/>
-      <w:numFmt w:val="decimal"/>
-      <w:lvlText w:val="%4."/>
-      <w:lvlJc w:val="left"/>
-      <w:pPr>
-        <w:ind w:left="2880" w:hanging="360"/>
-      </w:pPr>
-    </w:lvl>
-    <w:lvl w:ilvl="4" w:tplc="38090019" w:tentative="1">
-      <w:start w:val="1"/>
-      <w:numFmt w:val="lowerLetter"/>
-      <w:lvlText w:val="%5."/>
-      <w:lvlJc w:val="left"/>
-      <w:pPr>
-        <w:ind w:left="3600" w:hanging="360"/>
-      </w:pPr>
-    </w:lvl>
-    <w:lvl w:ilvl="5" w:tplc="3809001B" w:tentative="1">
-      <w:start w:val="1"/>
-      <w:numFmt w:val="lowerRoman"/>
-      <w:lvlText w:val="%6."/>
-      <w:lvlJc w:val="right"/>
-      <w:pPr>
-        <w:ind w:left="4320" w:hanging="180"/>
-      </w:pPr>
-    </w:lvl>
-    <w:lvl w:ilvl="6" w:tplc="3809000F" w:tentative="1">
-      <w:start w:val="1"/>
-      <w:numFmt w:val="decimal"/>
-      <w:lvlText w:val="%7."/>
-      <w:lvlJc w:val="left"/>
-      <w:pPr>
-        <w:ind w:left="5040" w:hanging="360"/>
-      </w:pPr>
-    </w:lvl>
-    <w:lvl w:ilvl="7" w:tplc="38090019" w:tentative="1">
-      <w:start w:val="1"/>
-      <w:numFmt w:val="lowerLetter"/>
-      <w:lvlText w:val="%8."/>
-      <w:lvlJc w:val="left"/>
-      <w:pPr>
-        <w:ind w:left="5760" w:hanging="360"/>
-      </w:pPr>
-    </w:lvl>
-    <w:lvl w:ilvl="8" w:tplc="3809001B" w:tentative="1">
-      <w:start w:val="1"/>
-      <w:numFmt w:val="lowerRoman"/>
-      <w:lvlText w:val="%9."/>
-      <w:lvlJc w:val="right"/>
-      <w:pPr>
-        <w:ind w:left="6480" w:hanging="180"/>
-      </w:pPr>
-    </w:lvl>
-  </w:abstractNum>
-  <w:abstractNum w:abstractNumId="8" w15:restartNumberingAfterBreak="0">
-    <w:nsid w:val="05CEE6E8"/>
-    <w:multiLevelType w:val="hybridMultilevel"/>
-    <w:tmpl w:val="EA2A01A2"/>
-    <w:lvl w:ilvl="0" w:tplc="BDE811B6">
-      <w:start w:val="1"/>
-      <w:numFmt w:val="lowerLetter"/>
-      <w:lvlText w:val="%1."/>
-      <w:lvlJc w:val="left"/>
-      <w:pPr>
-        <w:ind w:left="720" w:hanging="360"/>
-      </w:pPr>
-      <w:rPr>
-        <w:rFonts w:hint="default"/>
-      </w:rPr>
-    </w:lvl>
-    <w:lvl w:ilvl="1" w:tplc="38090019" w:tentative="1">
-      <w:start w:val="1"/>
-      <w:numFmt w:val="lowerLetter"/>
-      <w:lvlText w:val="%2."/>
-      <w:lvlJc w:val="left"/>
-      <w:pPr>
-        <w:ind w:left="1440" w:hanging="360"/>
-      </w:pPr>
-    </w:lvl>
-    <w:lvl w:ilvl="2" w:tplc="3809001B" w:tentative="1">
-      <w:start w:val="1"/>
-      <w:numFmt w:val="lowerRoman"/>
-      <w:lvlText w:val="%3."/>
-      <w:lvlJc w:val="right"/>
-      <w:pPr>
-        <w:ind w:left="2160" w:hanging="180"/>
-      </w:pPr>
-    </w:lvl>
-    <w:lvl w:ilvl="3" w:tplc="3809000F" w:tentative="1">
-      <w:start w:val="1"/>
-      <w:numFmt w:val="decimal"/>
-      <w:lvlText w:val="%4."/>
-      <w:lvlJc w:val="left"/>
-      <w:pPr>
-        <w:ind w:left="2880" w:hanging="360"/>
-      </w:pPr>
-    </w:lvl>
-    <w:lvl w:ilvl="4" w:tplc="38090019" w:tentative="1">
-      <w:start w:val="1"/>
-      <w:numFmt w:val="lowerLetter"/>
-      <w:lvlText w:val="%5."/>
-      <w:lvlJc w:val="left"/>
-      <w:pPr>
-        <w:ind w:left="3600" w:hanging="360"/>
-      </w:pPr>
-    </w:lvl>
-    <w:lvl w:ilvl="5" w:tplc="3809001B" w:tentative="1">
-      <w:start w:val="1"/>
-      <w:numFmt w:val="lowerRoman"/>
-      <w:lvlText w:val="%6."/>
-      <w:lvlJc w:val="right"/>
-      <w:pPr>
-        <w:ind w:left="4320" w:hanging="180"/>
-      </w:pPr>
-    </w:lvl>
-    <w:lvl w:ilvl="6" w:tplc="3809000F" w:tentative="1">
-      <w:start w:val="1"/>
-      <w:numFmt w:val="decimal"/>
-      <w:lvlText w:val="%7."/>
-      <w:lvlJc w:val="left"/>
-      <w:pPr>
-        <w:ind w:left="5040" w:hanging="360"/>
-      </w:pPr>
-    </w:lvl>
-    <w:lvl w:ilvl="7" w:tplc="38090019" w:tentative="1">
-      <w:start w:val="1"/>
-      <w:numFmt w:val="lowerLetter"/>
-      <w:lvlText w:val="%8."/>
-      <w:lvlJc w:val="left"/>
-      <w:pPr>
-        <w:ind w:left="5760" w:hanging="360"/>
-      </w:pPr>
-    </w:lvl>
-    <w:lvl w:ilvl="8" w:tplc="3809001B" w:tentative="1">
-      <w:start w:val="1"/>
-      <w:numFmt w:val="lowerRoman"/>
-      <w:lvlText w:val="%9."/>
-      <w:lvlJc w:val="right"/>
-      <w:pPr>
-        <w:ind w:left="6480" w:hanging="180"/>
-      </w:pPr>
-    </w:lvl>
-  </w:abstractNum>
-  <w:abstractNum w:abstractNumId="9" w15:restartNumberingAfterBreak="0">
-    <w:nsid w:val="05F2C78C"/>
-    <w:multiLevelType w:val="hybridMultilevel"/>
-    <w:tmpl w:val="EA2A01A2"/>
-    <w:lvl w:ilvl="0" w:tplc="BDE811B6">
-      <w:start w:val="1"/>
-      <w:numFmt w:val="lowerLetter"/>
-      <w:lvlText w:val="%1."/>
-      <w:lvlJc w:val="left"/>
-      <w:pPr>
-        <w:ind w:left="720" w:hanging="360"/>
-      </w:pPr>
-      <w:rPr>
-        <w:rFonts w:hint="default"/>
-      </w:rPr>
-    </w:lvl>
-    <w:lvl w:ilvl="1" w:tplc="38090019" w:tentative="1">
-      <w:start w:val="1"/>
-      <w:numFmt w:val="lowerLetter"/>
-      <w:lvlText w:val="%2."/>
-      <w:lvlJc w:val="left"/>
-      <w:pPr>
-        <w:ind w:left="1440" w:hanging="360"/>
-      </w:pPr>
-    </w:lvl>
-    <w:lvl w:ilvl="2" w:tplc="3809001B" w:tentative="1">
-      <w:start w:val="1"/>
-      <w:numFmt w:val="lowerRoman"/>
-      <w:lvlText w:val="%3."/>
-      <w:lvlJc w:val="right"/>
-      <w:pPr>
-        <w:ind w:left="2160" w:hanging="180"/>
-      </w:pPr>
-    </w:lvl>
-    <w:lvl w:ilvl="3" w:tplc="3809000F" w:tentative="1">
-      <w:start w:val="1"/>
-      <w:numFmt w:val="decimal"/>
-      <w:lvlText w:val="%4."/>
-      <w:lvlJc w:val="left"/>
-      <w:pPr>
-        <w:ind w:left="2880" w:hanging="360"/>
-      </w:pPr>
-    </w:lvl>
-    <w:lvl w:ilvl="4" w:tplc="38090019" w:tentative="1">
-      <w:start w:val="1"/>
-      <w:numFmt w:val="lowerLetter"/>
-      <w:lvlText w:val="%5."/>
-      <w:lvlJc w:val="left"/>
-      <w:pPr>
-        <w:ind w:left="3600" w:hanging="360"/>
-      </w:pPr>
-    </w:lvl>
-    <w:lvl w:ilvl="5" w:tplc="3809001B" w:tentative="1">
-      <w:start w:val="1"/>
-      <w:numFmt w:val="lowerRoman"/>
-      <w:lvlText w:val="%6."/>
-      <w:lvlJc w:val="right"/>
-      <w:pPr>
-        <w:ind w:left="4320" w:hanging="180"/>
-      </w:pPr>
-    </w:lvl>
-    <w:lvl w:ilvl="6" w:tplc="3809000F" w:tentative="1">
-      <w:start w:val="1"/>
-      <w:numFmt w:val="decimal"/>
-      <w:lvlText w:val="%7."/>
-      <w:lvlJc w:val="left"/>
-      <w:pPr>
-        <w:ind w:left="5040" w:hanging="360"/>
-      </w:pPr>
-    </w:lvl>
-    <w:lvl w:ilvl="7" w:tplc="38090019" w:tentative="1">
-      <w:start w:val="1"/>
-      <w:numFmt w:val="lowerLetter"/>
-      <w:lvlText w:val="%8."/>
-      <w:lvlJc w:val="left"/>
-      <w:pPr>
-        <w:ind w:left="5760" w:hanging="360"/>
-      </w:pPr>
-    </w:lvl>
-    <w:lvl w:ilvl="8" w:tplc="3809001B" w:tentative="1">
-      <w:start w:val="1"/>
-      <w:numFmt w:val="lowerRoman"/>
-      <w:lvlText w:val="%9."/>
-      <w:lvlJc w:val="right"/>
-      <w:pPr>
-        <w:ind w:left="6480" w:hanging="180"/>
-      </w:pPr>
-    </w:lvl>
-  </w:abstractNum>
-  <w:abstractNum w:abstractNumId="10" w15:restartNumberingAfterBreak="0">
     <w:nsid w:val="237A471A"/>
     <w:multiLevelType w:val="hybridMultilevel"/>
     <w:tmpl w:val="8498644E"/>
@@ -994,7 +638,7 @@
       </w:pPr>
     </w:lvl>
   </w:abstractNum>
-  <w:abstractNum w:abstractNumId="11" w15:restartNumberingAfterBreak="0">
+  <w:abstractNum w:abstractNumId="7" w15:restartNumberingAfterBreak="0">
     <w:nsid w:val="35095B36"/>
     <w:multiLevelType w:val="hybridMultilevel"/>
     <w:tmpl w:val="10A4D09C"/>
@@ -1083,7 +727,7 @@
       </w:pPr>
     </w:lvl>
   </w:abstractNum>
-  <w:abstractNum w:abstractNumId="12" w15:restartNumberingAfterBreak="0">
+  <w:abstractNum w:abstractNumId="8" w15:restartNumberingAfterBreak="0">
     <w:nsid w:val="49114B88"/>
     <w:multiLevelType w:val="hybridMultilevel"/>
     <w:tmpl w:val="3DFA20B2"/>
@@ -1172,7 +816,7 @@
       </w:pPr>
     </w:lvl>
   </w:abstractNum>
-  <w:abstractNum w:abstractNumId="13" w15:restartNumberingAfterBreak="0">
+  <w:abstractNum w:abstractNumId="9" w15:restartNumberingAfterBreak="0">
     <w:nsid w:val="4E1B2A6D"/>
     <w:multiLevelType w:val="hybridMultilevel"/>
     <w:tmpl w:val="EA2A01A2"/>
@@ -1261,7 +905,7 @@
       </w:pPr>
     </w:lvl>
   </w:abstractNum>
-  <w:abstractNum w:abstractNumId="14" w15:restartNumberingAfterBreak="0">
+  <w:abstractNum w:abstractNumId="10" w15:restartNumberingAfterBreak="0">
     <w:nsid w:val="68251CFF"/>
     <w:multiLevelType w:val="hybridMultilevel"/>
     <w:tmpl w:val="F4284DBC"/>
@@ -1351,79 +995,73 @@
     </w:lvl>
   </w:abstractNum>
   <w:num w:numId="1" w16cid:durableId="895045576">
-    <w:abstractNumId w:val="11"/>
+    <w:abstractNumId w:val="7"/>
   </w:num>
   <w:num w:numId="2" w16cid:durableId="1857112079">
+    <w:abstractNumId w:val="6"/>
+  </w:num>
+  <w:num w:numId="3" w16cid:durableId="632567369">
+    <w:abstractNumId w:val="8"/>
+  </w:num>
+  <w:num w:numId="4" w16cid:durableId="823736844">
     <w:abstractNumId w:val="10"/>
   </w:num>
-  <w:num w:numId="3" w16cid:durableId="632567369">
-    <w:abstractNumId w:val="12"/>
-  </w:num>
-  <w:num w:numId="4" w16cid:durableId="823736844">
-    <w:abstractNumId w:val="14"/>
-  </w:num>
   <w:num w:numId="5" w16cid:durableId="895045576">
-    <w:abstractNumId w:val="6"/>
+    <w:abstractNumId w:val="1"/>
   </w:num>
   <w:num w:numId="6" w16cid:durableId="895045576">
-    <w:abstractNumId w:val="6"/>
+    <w:abstractNumId w:val="1"/>
     <w:lvlOverride w:ilvl="0">
       <w:startOverride w:val="1"/>
     </w:lvlOverride>
   </w:num>
-  <w:num w:numId="7" w16cid:durableId="606087266">
-    <w:abstractNumId w:val="3"/>
+  <w:num w:numId="7" w16cid:durableId="895045576">
+    <w:abstractNumId w:val="4"/>
   </w:num>
   <w:num w:numId="8" w16cid:durableId="895045576">
-    <w:abstractNumId w:val="4"/>
-  </w:num>
-  <w:num w:numId="9" w16cid:durableId="895045576">
     <w:abstractNumId w:val="4"/>
     <w:lvlOverride w:ilvl="0">
       <w:startOverride w:val="1"/>
     </w:lvlOverride>
   </w:num>
-  <w:num w:numId="10" w16cid:durableId="606087266">
-    <w:abstractNumId w:val="2"/>
-  </w:num>
-  <w:num w:numId="11" w16cid:durableId="895045576">
-    <w:abstractNumId w:val="7"/>
-  </w:num>
-  <w:num w:numId="12" w16cid:durableId="895045576">
-    <w:abstractNumId w:val="7"/>
-    <w:lvlOverride w:ilvl="0">
-      <w:startOverride w:val="1"/>
-    </w:lvlOverride>
-  </w:num>
-  <w:num w:numId="13" w16cid:durableId="606087266">
-    <w:abstractNumId w:val="0"/>
-  </w:num>
-  <w:num w:numId="14" w16cid:durableId="895045576">
+  <w:num w:numId="9" w16cid:durableId="895045576">
     <w:abstractNumId w:val="5"/>
   </w:num>
-  <w:num w:numId="15" w16cid:durableId="895045576">
+  <w:num w:numId="10" w16cid:durableId="895045576">
     <w:abstractNumId w:val="5"/>
     <w:lvlOverride w:ilvl="0">
       <w:startOverride w:val="1"/>
     </w:lvlOverride>
   </w:num>
-  <w:num w:numId="16" w16cid:durableId="606087266">
-    <w:abstractNumId w:val="8"/>
+  <w:num w:numId="11" w16cid:durableId="895045576">
+    <w:abstractNumId w:val="0"/>
   </w:num>
-  <w:num w:numId="17" w16cid:durableId="895045576">
-    <w:abstractNumId w:val="1"/>
-  </w:num>
-  <w:num w:numId="18" w16cid:durableId="895045576">
-    <w:abstractNumId w:val="1"/>
+  <w:num w:numId="12" w16cid:durableId="895045576">
+    <w:abstractNumId w:val="0"/>
     <w:lvlOverride w:ilvl="0">
       <w:startOverride w:val="1"/>
     </w:lvlOverride>
   </w:num>
-  <w:num w:numId="19" w16cid:durableId="606087266">
+  <w:num w:numId="13" w16cid:durableId="895045576">
+    <w:abstractNumId w:val="3"/>
+  </w:num>
+  <w:num w:numId="14" w16cid:durableId="895045576">
+    <w:abstractNumId w:val="3"/>
+    <w:lvlOverride w:ilvl="0">
+      <w:startOverride w:val="1"/>
+    </w:lvlOverride>
+  </w:num>
+  <w:num w:numId="15" w16cid:durableId="895045576">
+    <w:abstractNumId w:val="2"/>
+  </w:num>
+  <w:num w:numId="16" w16cid:durableId="895045576">
+    <w:abstractNumId w:val="2"/>
+    <w:lvlOverride w:ilvl="0">
+      <w:startOverride w:val="1"/>
+    </w:lvlOverride>
+  </w:num>
+  <w:num w:numId="17" w16cid:durableId="606087266">
     <w:abstractNumId w:val="9"/>
-  </w:num>
-  <w:num w:numId="20" w16cid:durableId="606087266">
-    <w:abstractNumId w:val="13"/>
   </w:num>
 </w:numbering>
 </file>
